--- a/Foreground Masking/documentation/Foreground Masking Canonical Tools Reference.docx
+++ b/Foreground Masking/documentation/Foreground Masking Canonical Tools Reference.docx
@@ -4,64 +4,34 @@
   <w:body>
     <w:p>
       <w:pPr>
-        <w:spacing w:after="60"/>
+        <w:jc w:val="center"/>
       </w:pPr>
       <w:r>
         <w:rPr>
           <w:rFonts w:ascii="Arial" w:hAnsi="Arial"/>
           <w:b/>
-          <w:color w:val="1F4E79"/>
-          <w:sz w:val="40"/>
+          <w:sz w:val="36"/>
         </w:rPr>
         <w:t>Foreground Masking Canonical Tools Reference</w:t>
       </w:r>
     </w:p>
     <w:p>
-      <w:r>
-        <w:rPr>
-          <w:rFonts w:ascii="Arial" w:hAnsi="Arial"/>
-          <w:i/>
-          <w:sz w:val="20"/>
-        </w:rPr>
-        <w:t>Updated naming convention and launch guidance for the foreground masking interactive and batch tools.</w:t>
-      </w:r>
-    </w:p>
-    <w:p>
       <w:pPr>
-        <w:pStyle w:val="Heading1"/>
+        <w:jc w:val="center"/>
       </w:pPr>
       <w:r>
-        <w:t>Naming Convention</w:t>
+        <w:t>Updated 2026-07-27</w:t>
       </w:r>
     </w:p>
     <w:p>
       <w:r>
-        <w:t>There are now four canonical interactive entry points and four canonical batch entry points. Each filename starts with interactive or batch, then names the foreground-detection method, then names the masking technique.</w:t>
-      </w:r>
-    </w:p>
-    <w:p>
-      <w:r>
-        <w:t>Pattern: interactive_&lt;method&gt;_&lt;technique&gt;.py or batch_&lt;method&gt;_&lt;technique&gt;.py</w:t>
-      </w:r>
-    </w:p>
-    <w:p>
-      <w:r>
-        <w:t>Methods are spike_gate and toy_objects. Techniques are SEP and MTObjects.</w:t>
-      </w:r>
-    </w:p>
-    <w:p>
-      <w:pPr>
-        <w:pStyle w:val="Heading1"/>
-      </w:pPr>
-      <w:r>
-        <w:t>Interactive Tools</w:t>
+        <w:t>The maintained tools form a three-by-four set: optimise, interactive, and batch entry points for SEP and MTObjects with Spike Gate and Toy Objects. Each launcher auto-detects Laptop or Desktop from the configured hostname, with the code drive as a fallback. --pc remains available as an explicit override.</w:t>
       </w:r>
     </w:p>
     <w:tbl>
       <w:tblPr>
         <w:tblStyle w:val="TableGrid"/>
         <w:tblW w:type="auto" w:w="0"/>
-        <w:jc w:val="center"/>
         <w:tblLook w:firstColumn="1" w:firstRow="1" w:lastColumn="0" w:lastRow="0" w:noHBand="0" w:noVBand="1" w:val="04A0"/>
       </w:tblPr>
       <w:tblGrid>
@@ -74,34 +44,24 @@
         <w:tc>
           <w:tcPr>
             <w:tcW w:type="dxa" w:w="2520"/>
-            <w:vAlign w:val="center"/>
-            <w:shd w:fill="D9EAF7"/>
           </w:tcPr>
           <w:p>
-            <w:r/>
             <w:r>
               <w:rPr>
-                <w:rFonts w:ascii="Arial" w:hAnsi="Arial"/>
                 <w:b/>
-                <w:sz w:val="17"/>
               </w:rPr>
-              <w:t>Canonical file</w:t>
+              <w:t>Engine</w:t>
             </w:r>
           </w:p>
         </w:tc>
         <w:tc>
           <w:tcPr>
             <w:tcW w:type="dxa" w:w="2520"/>
-            <w:vAlign w:val="center"/>
-            <w:shd w:fill="D9EAF7"/>
           </w:tcPr>
           <w:p>
-            <w:r/>
             <w:r>
               <w:rPr>
-                <w:rFonts w:ascii="Arial" w:hAnsi="Arial"/>
                 <w:b/>
-                <w:sz w:val="17"/>
               </w:rPr>
               <w:t>Method</w:t>
             </w:r>
@@ -110,36 +70,26 @@
         <w:tc>
           <w:tcPr>
             <w:tcW w:type="dxa" w:w="2520"/>
-            <w:vAlign w:val="center"/>
-            <w:shd w:fill="D9EAF7"/>
           </w:tcPr>
           <w:p>
-            <w:r/>
             <w:r>
               <w:rPr>
-                <w:rFonts w:ascii="Arial" w:hAnsi="Arial"/>
                 <w:b/>
-                <w:sz w:val="17"/>
               </w:rPr>
-              <w:t>Technique</w:t>
+              <w:t>Role</w:t>
             </w:r>
           </w:p>
         </w:tc>
         <w:tc>
           <w:tcPr>
             <w:tcW w:type="dxa" w:w="2520"/>
-            <w:vAlign w:val="center"/>
-            <w:shd w:fill="D9EAF7"/>
           </w:tcPr>
           <w:p>
-            <w:r/>
             <w:r>
               <w:rPr>
-                <w:rFonts w:ascii="Arial" w:hAnsi="Arial"/>
                 <w:b/>
-                <w:sz w:val="17"/>
               </w:rPr>
-              <w:t>Default behaviour</w:t>
+              <w:t>Canonical filename</w:t>
             </w:r>
           </w:p>
         </w:tc>
@@ -148,33 +98,19 @@
         <w:tc>
           <w:tcPr>
             <w:tcW w:type="dxa" w:w="2520"/>
-            <w:vAlign w:val="center"/>
           </w:tcPr>
           <w:p>
-            <w:r/>
             <w:r>
-              <w:rPr>
-                <w:rFonts w:ascii="Arial" w:hAnsi="Arial"/>
-                <w:b w:val="0"/>
-                <w:sz w:val="17"/>
-              </w:rPr>
-              <w:t>interactive_spike_gate_SEP.py</w:t>
+              <w:t>SEP</w:t>
             </w:r>
           </w:p>
         </w:tc>
         <w:tc>
           <w:tcPr>
             <w:tcW w:type="dxa" w:w="2520"/>
-            <w:vAlign w:val="center"/>
           </w:tcPr>
           <w:p>
-            <w:r/>
             <w:r>
-              <w:rPr>
-                <w:rFonts w:ascii="Arial" w:hAnsi="Arial"/>
-                <w:b w:val="0"/>
-                <w:sz w:val="17"/>
-              </w:rPr>
               <w:t>Spike Gate</w:t>
             </w:r>
           </w:p>
@@ -182,34 +118,20 @@
         <w:tc>
           <w:tcPr>
             <w:tcW w:type="dxa" w:w="2520"/>
-            <w:vAlign w:val="center"/>
           </w:tcPr>
           <w:p>
-            <w:r/>
             <w:r>
-              <w:rPr>
-                <w:rFonts w:ascii="Arial" w:hAnsi="Arial"/>
-                <w:b w:val="0"/>
-                <w:sz w:val="17"/>
-              </w:rPr>
-              <w:t>SEP</w:t>
+              <w:t>Optimise</w:t>
             </w:r>
           </w:p>
         </w:tc>
         <w:tc>
           <w:tcPr>
             <w:tcW w:type="dxa" w:w="2520"/>
-            <w:vAlign w:val="center"/>
           </w:tcPr>
           <w:p>
-            <w:r/>
             <w:r>
-              <w:rPr>
-                <w:rFonts w:ascii="Arial" w:hAnsi="Arial"/>
-                <w:b w:val="0"/>
-                <w:sz w:val="17"/>
-              </w:rPr>
-              <w:t>Opens SEP + Spike Gate GUI and loads latest sep_spike_optimisation_best.json by default.</w:t>
+              <w:t>optimise_spike_gate_SEP.py</w:t>
             </w:r>
           </w:p>
         </w:tc>
@@ -218,50 +140,9 @@
         <w:tc>
           <w:tcPr>
             <w:tcW w:type="dxa" w:w="2520"/>
-            <w:vAlign w:val="center"/>
           </w:tcPr>
           <w:p>
-            <w:r/>
             <w:r>
-              <w:rPr>
-                <w:rFonts w:ascii="Arial" w:hAnsi="Arial"/>
-                <w:b w:val="0"/>
-                <w:sz w:val="17"/>
-              </w:rPr>
-              <w:t>interactive_toy_objects_SEP.py</w:t>
-            </w:r>
-          </w:p>
-        </w:tc>
-        <w:tc>
-          <w:tcPr>
-            <w:tcW w:type="dxa" w:w="2520"/>
-            <w:vAlign w:val="center"/>
-          </w:tcPr>
-          <w:p>
-            <w:r/>
-            <w:r>
-              <w:rPr>
-                <w:rFonts w:ascii="Arial" w:hAnsi="Arial"/>
-                <w:b w:val="0"/>
-                <w:sz w:val="17"/>
-              </w:rPr>
-              <w:t>Toy Objects</w:t>
-            </w:r>
-          </w:p>
-        </w:tc>
-        <w:tc>
-          <w:tcPr>
-            <w:tcW w:type="dxa" w:w="2520"/>
-            <w:vAlign w:val="center"/>
-          </w:tcPr>
-          <w:p>
-            <w:r/>
-            <w:r>
-              <w:rPr>
-                <w:rFonts w:ascii="Arial" w:hAnsi="Arial"/>
-                <w:b w:val="0"/>
-                <w:sz w:val="17"/>
-              </w:rPr>
               <w:t>SEP</w:t>
             </w:r>
           </w:p>
@@ -269,17 +150,30 @@
         <w:tc>
           <w:tcPr>
             <w:tcW w:type="dxa" w:w="2520"/>
-            <w:vAlign w:val="center"/>
           </w:tcPr>
           <w:p>
-            <w:r/>
             <w:r>
-              <w:rPr>
-                <w:rFonts w:ascii="Arial" w:hAnsi="Arial"/>
-                <w:b w:val="0"/>
-                <w:sz w:val="17"/>
-              </w:rPr>
-              <w:t>Opens SEP toy-object recovery GUI and loads latest sep_toy_object_optimisation_best.json by default.</w:t>
+              <w:t>Spike Gate</w:t>
+            </w:r>
+          </w:p>
+        </w:tc>
+        <w:tc>
+          <w:tcPr>
+            <w:tcW w:type="dxa" w:w="2520"/>
+          </w:tcPr>
+          <w:p>
+            <w:r>
+              <w:t>Interactive</w:t>
+            </w:r>
+          </w:p>
+        </w:tc>
+        <w:tc>
+          <w:tcPr>
+            <w:tcW w:type="dxa" w:w="2520"/>
+          </w:tcPr>
+          <w:p>
+            <w:r>
+              <w:t>interactive_spike_gate_SEP.py</w:t>
             </w:r>
           </w:p>
         </w:tc>
@@ -288,33 +182,19 @@
         <w:tc>
           <w:tcPr>
             <w:tcW w:type="dxa" w:w="2520"/>
-            <w:vAlign w:val="center"/>
           </w:tcPr>
           <w:p>
-            <w:r/>
             <w:r>
-              <w:rPr>
-                <w:rFonts w:ascii="Arial" w:hAnsi="Arial"/>
-                <w:b w:val="0"/>
-                <w:sz w:val="17"/>
-              </w:rPr>
-              <w:t>interactive_spike_gate_MTObjects.py</w:t>
+              <w:t>SEP</w:t>
             </w:r>
           </w:p>
         </w:tc>
         <w:tc>
           <w:tcPr>
             <w:tcW w:type="dxa" w:w="2520"/>
-            <w:vAlign w:val="center"/>
           </w:tcPr>
           <w:p>
-            <w:r/>
             <w:r>
-              <w:rPr>
-                <w:rFonts w:ascii="Arial" w:hAnsi="Arial"/>
-                <w:b w:val="0"/>
-                <w:sz w:val="17"/>
-              </w:rPr>
               <w:t>Spike Gate</w:t>
             </w:r>
           </w:p>
@@ -322,34 +202,20 @@
         <w:tc>
           <w:tcPr>
             <w:tcW w:type="dxa" w:w="2520"/>
-            <w:vAlign w:val="center"/>
           </w:tcPr>
           <w:p>
-            <w:r/>
             <w:r>
-              <w:rPr>
-                <w:rFonts w:ascii="Arial" w:hAnsi="Arial"/>
-                <w:b w:val="0"/>
-                <w:sz w:val="17"/>
-              </w:rPr>
-              <w:t>MTObjects</w:t>
+              <w:t>Batch</w:t>
             </w:r>
           </w:p>
         </w:tc>
         <w:tc>
           <w:tcPr>
             <w:tcW w:type="dxa" w:w="2520"/>
-            <w:vAlign w:val="center"/>
           </w:tcPr>
           <w:p>
-            <w:r/>
             <w:r>
-              <w:rPr>
-                <w:rFonts w:ascii="Arial" w:hAnsi="Arial"/>
-                <w:b w:val="0"/>
-                <w:sz w:val="17"/>
-              </w:rPr>
-              <w:t>Opens MTObjects + Spike Gate GUI and loads latest mtobjects_spike_optimisation_best.json by default.</w:t>
+              <w:t>batch_spike_gate_SEP.py</w:t>
             </w:r>
           </w:p>
         </w:tc>
@@ -358,33 +224,19 @@
         <w:tc>
           <w:tcPr>
             <w:tcW w:type="dxa" w:w="2520"/>
-            <w:vAlign w:val="center"/>
           </w:tcPr>
           <w:p>
-            <w:r/>
             <w:r>
-              <w:rPr>
-                <w:rFonts w:ascii="Arial" w:hAnsi="Arial"/>
-                <w:b w:val="0"/>
-                <w:sz w:val="17"/>
-              </w:rPr>
-              <w:t>interactive_toy_objects_MTObjects.py</w:t>
+              <w:t>SEP</w:t>
             </w:r>
           </w:p>
         </w:tc>
         <w:tc>
           <w:tcPr>
             <w:tcW w:type="dxa" w:w="2520"/>
-            <w:vAlign w:val="center"/>
           </w:tcPr>
           <w:p>
-            <w:r/>
             <w:r>
-              <w:rPr>
-                <w:rFonts w:ascii="Arial" w:hAnsi="Arial"/>
-                <w:b w:val="0"/>
-                <w:sz w:val="17"/>
-              </w:rPr>
               <w:t>Toy Objects</w:t>
             </w:r>
           </w:p>
@@ -392,131 +244,20 @@
         <w:tc>
           <w:tcPr>
             <w:tcW w:type="dxa" w:w="2520"/>
-            <w:vAlign w:val="center"/>
           </w:tcPr>
           <w:p>
-            <w:r/>
             <w:r>
-              <w:rPr>
-                <w:rFonts w:ascii="Arial" w:hAnsi="Arial"/>
-                <w:b w:val="0"/>
-                <w:sz w:val="17"/>
-              </w:rPr>
-              <w:t>MTObjects</w:t>
+              <w:t>Optimise</w:t>
             </w:r>
           </w:p>
         </w:tc>
         <w:tc>
           <w:tcPr>
             <w:tcW w:type="dxa" w:w="2520"/>
-            <w:vAlign w:val="center"/>
           </w:tcPr>
           <w:p>
-            <w:r/>
             <w:r>
-              <w:rPr>
-                <w:rFonts w:ascii="Arial" w:hAnsi="Arial"/>
-                <w:b w:val="0"/>
-                <w:sz w:val="17"/>
-              </w:rPr>
-              <w:t>Opens MTObjects toy-object recovery GUI and loads latest mtobjects_parameter_optimisation_best.json by default.</w:t>
-            </w:r>
-          </w:p>
-        </w:tc>
-      </w:tr>
-    </w:tbl>
-    <w:p/>
-    <w:p>
-      <w:pPr>
-        <w:pStyle w:val="Heading1"/>
-      </w:pPr>
-      <w:r>
-        <w:t>Batch Tools</w:t>
-      </w:r>
-    </w:p>
-    <w:tbl>
-      <w:tblPr>
-        <w:tblStyle w:val="TableGrid"/>
-        <w:tblW w:type="auto" w:w="0"/>
-        <w:jc w:val="center"/>
-        <w:tblLook w:firstColumn="1" w:firstRow="1" w:lastColumn="0" w:lastRow="0" w:noHBand="0" w:noVBand="1" w:val="04A0"/>
-      </w:tblPr>
-      <w:tblGrid>
-        <w:gridCol w:w="2520"/>
-        <w:gridCol w:w="2520"/>
-        <w:gridCol w:w="2520"/>
-        <w:gridCol w:w="2520"/>
-      </w:tblGrid>
-      <w:tr>
-        <w:tc>
-          <w:tcPr>
-            <w:tcW w:type="dxa" w:w="2520"/>
-            <w:vAlign w:val="center"/>
-            <w:shd w:fill="D9EAF7"/>
-          </w:tcPr>
-          <w:p>
-            <w:r/>
-            <w:r>
-              <w:rPr>
-                <w:rFonts w:ascii="Arial" w:hAnsi="Arial"/>
-                <w:b/>
-                <w:sz w:val="17"/>
-              </w:rPr>
-              <w:t>Canonical file</w:t>
-            </w:r>
-          </w:p>
-        </w:tc>
-        <w:tc>
-          <w:tcPr>
-            <w:tcW w:type="dxa" w:w="2520"/>
-            <w:vAlign w:val="center"/>
-            <w:shd w:fill="D9EAF7"/>
-          </w:tcPr>
-          <w:p>
-            <w:r/>
-            <w:r>
-              <w:rPr>
-                <w:rFonts w:ascii="Arial" w:hAnsi="Arial"/>
-                <w:b/>
-                <w:sz w:val="17"/>
-              </w:rPr>
-              <w:t>Method</w:t>
-            </w:r>
-          </w:p>
-        </w:tc>
-        <w:tc>
-          <w:tcPr>
-            <w:tcW w:type="dxa" w:w="2520"/>
-            <w:vAlign w:val="center"/>
-            <w:shd w:fill="D9EAF7"/>
-          </w:tcPr>
-          <w:p>
-            <w:r/>
-            <w:r>
-              <w:rPr>
-                <w:rFonts w:ascii="Arial" w:hAnsi="Arial"/>
-                <w:b/>
-                <w:sz w:val="17"/>
-              </w:rPr>
-              <w:t>Technique</w:t>
-            </w:r>
-          </w:p>
-        </w:tc>
-        <w:tc>
-          <w:tcPr>
-            <w:tcW w:type="dxa" w:w="2520"/>
-            <w:vAlign w:val="center"/>
-            <w:shd w:fill="D9EAF7"/>
-          </w:tcPr>
-          <w:p>
-            <w:r/>
-            <w:r>
-              <w:rPr>
-                <w:rFonts w:ascii="Arial" w:hAnsi="Arial"/>
-                <w:b/>
-                <w:sz w:val="17"/>
-              </w:rPr>
-              <w:t>Default behaviour</w:t>
+              <w:t>optimise_toy_objects_SEP.py</w:t>
             </w:r>
           </w:p>
         </w:tc>
@@ -525,50 +266,9 @@
         <w:tc>
           <w:tcPr>
             <w:tcW w:type="dxa" w:w="2520"/>
-            <w:vAlign w:val="center"/>
           </w:tcPr>
           <w:p>
-            <w:r/>
             <w:r>
-              <w:rPr>
-                <w:rFonts w:ascii="Arial" w:hAnsi="Arial"/>
-                <w:b w:val="0"/>
-                <w:sz w:val="17"/>
-              </w:rPr>
-              <w:t>batch_spike_gate_SEP.py</w:t>
-            </w:r>
-          </w:p>
-        </w:tc>
-        <w:tc>
-          <w:tcPr>
-            <w:tcW w:type="dxa" w:w="2520"/>
-            <w:vAlign w:val="center"/>
-          </w:tcPr>
-          <w:p>
-            <w:r/>
-            <w:r>
-              <w:rPr>
-                <w:rFonts w:ascii="Arial" w:hAnsi="Arial"/>
-                <w:b w:val="0"/>
-                <w:sz w:val="17"/>
-              </w:rPr>
-              <w:t>Spike Gate</w:t>
-            </w:r>
-          </w:p>
-        </w:tc>
-        <w:tc>
-          <w:tcPr>
-            <w:tcW w:type="dxa" w:w="2520"/>
-            <w:vAlign w:val="center"/>
-          </w:tcPr>
-          <w:p>
-            <w:r/>
-            <w:r>
-              <w:rPr>
-                <w:rFonts w:ascii="Arial" w:hAnsi="Arial"/>
-                <w:b w:val="0"/>
-                <w:sz w:val="17"/>
-              </w:rPr>
               <w:t>SEP</w:t>
             </w:r>
           </w:p>
@@ -576,17 +276,30 @@
         <w:tc>
           <w:tcPr>
             <w:tcW w:type="dxa" w:w="2520"/>
-            <w:vAlign w:val="center"/>
           </w:tcPr>
           <w:p>
-            <w:r/>
             <w:r>
-              <w:rPr>
-                <w:rFonts w:ascii="Arial" w:hAnsi="Arial"/>
-                <w:b w:val="0"/>
-                <w:sz w:val="17"/>
-              </w:rPr>
-              <w:t>Runs all-galaxy SEP batch using latest SEP Spike Gate optimisation unless --best-json is supplied.</w:t>
+              <w:t>Toy Objects</w:t>
+            </w:r>
+          </w:p>
+        </w:tc>
+        <w:tc>
+          <w:tcPr>
+            <w:tcW w:type="dxa" w:w="2520"/>
+          </w:tcPr>
+          <w:p>
+            <w:r>
+              <w:t>Interactive</w:t>
+            </w:r>
+          </w:p>
+        </w:tc>
+        <w:tc>
+          <w:tcPr>
+            <w:tcW w:type="dxa" w:w="2520"/>
+          </w:tcPr>
+          <w:p>
+            <w:r>
+              <w:t>interactive_toy_objects_SEP.py</w:t>
             </w:r>
           </w:p>
         </w:tc>
@@ -595,33 +308,19 @@
         <w:tc>
           <w:tcPr>
             <w:tcW w:type="dxa" w:w="2520"/>
-            <w:vAlign w:val="center"/>
           </w:tcPr>
           <w:p>
-            <w:r/>
             <w:r>
-              <w:rPr>
-                <w:rFonts w:ascii="Arial" w:hAnsi="Arial"/>
-                <w:b w:val="0"/>
-                <w:sz w:val="17"/>
-              </w:rPr>
-              <w:t>batch_toy_objects_SEP.py</w:t>
+              <w:t>SEP</w:t>
             </w:r>
           </w:p>
         </w:tc>
         <w:tc>
           <w:tcPr>
             <w:tcW w:type="dxa" w:w="2520"/>
-            <w:vAlign w:val="center"/>
           </w:tcPr>
           <w:p>
-            <w:r/>
             <w:r>
-              <w:rPr>
-                <w:rFonts w:ascii="Arial" w:hAnsi="Arial"/>
-                <w:b w:val="0"/>
-                <w:sz w:val="17"/>
-              </w:rPr>
               <w:t>Toy Objects</w:t>
             </w:r>
           </w:p>
@@ -629,34 +328,20 @@
         <w:tc>
           <w:tcPr>
             <w:tcW w:type="dxa" w:w="2520"/>
-            <w:vAlign w:val="center"/>
           </w:tcPr>
           <w:p>
-            <w:r/>
             <w:r>
-              <w:rPr>
-                <w:rFonts w:ascii="Arial" w:hAnsi="Arial"/>
-                <w:b w:val="0"/>
-                <w:sz w:val="17"/>
-              </w:rPr>
-              <w:t>SEP</w:t>
+              <w:t>Batch</w:t>
             </w:r>
           </w:p>
         </w:tc>
         <w:tc>
           <w:tcPr>
             <w:tcW w:type="dxa" w:w="2520"/>
-            <w:vAlign w:val="center"/>
           </w:tcPr>
           <w:p>
-            <w:r/>
             <w:r>
-              <w:rPr>
-                <w:rFonts w:ascii="Arial" w:hAnsi="Arial"/>
-                <w:b w:val="0"/>
-                <w:sz w:val="17"/>
-              </w:rPr>
-              <w:t>Runs all-galaxy SEP batch using latest SEP toy-object optimisation unless --best-json is supplied.</w:t>
+              <w:t>batch_toy_objects_SEP.py</w:t>
             </w:r>
           </w:p>
         </w:tc>
@@ -665,33 +350,19 @@
         <w:tc>
           <w:tcPr>
             <w:tcW w:type="dxa" w:w="2520"/>
-            <w:vAlign w:val="center"/>
           </w:tcPr>
           <w:p>
-            <w:r/>
             <w:r>
-              <w:rPr>
-                <w:rFonts w:ascii="Arial" w:hAnsi="Arial"/>
-                <w:b w:val="0"/>
-                <w:sz w:val="17"/>
-              </w:rPr>
-              <w:t>batch_spike_gate_MTObjects.py</w:t>
+              <w:t>MTObjects</w:t>
             </w:r>
           </w:p>
         </w:tc>
         <w:tc>
           <w:tcPr>
             <w:tcW w:type="dxa" w:w="2520"/>
-            <w:vAlign w:val="center"/>
           </w:tcPr>
           <w:p>
-            <w:r/>
             <w:r>
-              <w:rPr>
-                <w:rFonts w:ascii="Arial" w:hAnsi="Arial"/>
-                <w:b w:val="0"/>
-                <w:sz w:val="17"/>
-              </w:rPr>
               <w:t>Spike Gate</w:t>
             </w:r>
           </w:p>
@@ -699,34 +370,20 @@
         <w:tc>
           <w:tcPr>
             <w:tcW w:type="dxa" w:w="2520"/>
-            <w:vAlign w:val="center"/>
           </w:tcPr>
           <w:p>
-            <w:r/>
             <w:r>
-              <w:rPr>
-                <w:rFonts w:ascii="Arial" w:hAnsi="Arial"/>
-                <w:b w:val="0"/>
-                <w:sz w:val="17"/>
-              </w:rPr>
-              <w:t>MTObjects</w:t>
+              <w:t>Optimise</w:t>
             </w:r>
           </w:p>
         </w:tc>
         <w:tc>
           <w:tcPr>
             <w:tcW w:type="dxa" w:w="2520"/>
-            <w:vAlign w:val="center"/>
           </w:tcPr>
           <w:p>
-            <w:r/>
             <w:r>
-              <w:rPr>
-                <w:rFonts w:ascii="Arial" w:hAnsi="Arial"/>
-                <w:b w:val="0"/>
-                <w:sz w:val="17"/>
-              </w:rPr>
-              <w:t>Runs all-galaxy MTObjects batch using latest MTObjects Spike Gate optimisation unless --best-json is supplied.</w:t>
+              <w:t>optimise_spike_gate_MTObjects.py</w:t>
             </w:r>
           </w:p>
         </w:tc>
@@ -735,50 +392,9 @@
         <w:tc>
           <w:tcPr>
             <w:tcW w:type="dxa" w:w="2520"/>
-            <w:vAlign w:val="center"/>
           </w:tcPr>
           <w:p>
-            <w:r/>
             <w:r>
-              <w:rPr>
-                <w:rFonts w:ascii="Arial" w:hAnsi="Arial"/>
-                <w:b w:val="0"/>
-                <w:sz w:val="17"/>
-              </w:rPr>
-              <w:t>batch_toy_objects_MTObjects.py</w:t>
-            </w:r>
-          </w:p>
-        </w:tc>
-        <w:tc>
-          <w:tcPr>
-            <w:tcW w:type="dxa" w:w="2520"/>
-            <w:vAlign w:val="center"/>
-          </w:tcPr>
-          <w:p>
-            <w:r/>
-            <w:r>
-              <w:rPr>
-                <w:rFonts w:ascii="Arial" w:hAnsi="Arial"/>
-                <w:b w:val="0"/>
-                <w:sz w:val="17"/>
-              </w:rPr>
-              <w:t>Toy Objects</w:t>
-            </w:r>
-          </w:p>
-        </w:tc>
-        <w:tc>
-          <w:tcPr>
-            <w:tcW w:type="dxa" w:w="2520"/>
-            <w:vAlign w:val="center"/>
-          </w:tcPr>
-          <w:p>
-            <w:r/>
-            <w:r>
-              <w:rPr>
-                <w:rFonts w:ascii="Arial" w:hAnsi="Arial"/>
-                <w:b w:val="0"/>
-                <w:sz w:val="17"/>
-              </w:rPr>
               <w:t>MTObjects</w:t>
             </w:r>
           </w:p>
@@ -786,315 +402,29 @@
         <w:tc>
           <w:tcPr>
             <w:tcW w:type="dxa" w:w="2520"/>
-            <w:vAlign w:val="center"/>
           </w:tcPr>
           <w:p>
-            <w:r/>
             <w:r>
-              <w:rPr>
-                <w:rFonts w:ascii="Arial" w:hAnsi="Arial"/>
-                <w:b w:val="0"/>
-                <w:sz w:val="17"/>
-              </w:rPr>
-              <w:t>Runs all-galaxy MTObjects batch using latest MTObjects toy-object optimisation unless --best-json is supplied.</w:t>
-            </w:r>
-          </w:p>
-        </w:tc>
-      </w:tr>
-    </w:tbl>
-    <w:p/>
-    <w:p>
-      <w:pPr>
-        <w:pStyle w:val="Heading1"/>
-      </w:pPr>
-      <w:r>
-        <w:t>Default Parameter Loading</w:t>
-      </w:r>
-    </w:p>
-    <w:p>
-      <w:r>
-        <w:t>Interactive tools load the most recent matching optimisation result by default. For example, interactive_spike_gate_SEP.py searches the SEP Spike Gate optimisation folder only; it will not accidentally load a newer toy-object result.</w:t>
-      </w:r>
-    </w:p>
-    <w:p>
-      <w:r>
-        <w:t>All tools still accept --best-json, which overrides the automatic latest-result lookup. Use --pc Laptop or --pc Desktop to select the matching Dropbox/Erwin path tree.</w:t>
-      </w:r>
-    </w:p>
-    <w:p>
-      <w:r>
-        <w:t>The Spike Gate interactive defaults are: Spike Gate detects on residual; SEP or MTObjects detects on original.</w:t>
-      </w:r>
-    </w:p>
-    <w:p>
-      <w:pPr>
-        <w:pStyle w:val="Heading1"/>
-      </w:pPr>
-      <w:r>
-        <w:t>Example Commands</w:t>
-      </w:r>
-    </w:p>
-    <w:p>
-      <w:pPr>
-        <w:ind w:left="216"/>
-      </w:pPr>
-      <w:r>
-        <w:rPr>
-          <w:rFonts w:ascii="Consolas" w:hAnsi="Consolas"/>
-          <w:sz w:val="17"/>
-        </w:rPr>
-        <w:t>python "Foreground Masking\interactive_spike_gate_SEP.py" --pc Desktop</w:t>
-      </w:r>
-    </w:p>
-    <w:p>
-      <w:pPr>
-        <w:ind w:left="216"/>
-      </w:pPr>
-      <w:r>
-        <w:rPr>
-          <w:rFonts w:ascii="Consolas" w:hAnsi="Consolas"/>
-          <w:sz w:val="17"/>
-        </w:rPr>
-        <w:t>python "Foreground Masking\interactive_toy_objects_SEP.py" --pc Desktop</w:t>
-      </w:r>
-    </w:p>
-    <w:p>
-      <w:pPr>
-        <w:ind w:left="216"/>
-      </w:pPr>
-      <w:r>
-        <w:rPr>
-          <w:rFonts w:ascii="Consolas" w:hAnsi="Consolas"/>
-          <w:sz w:val="17"/>
-        </w:rPr>
-        <w:t>python "Foreground Masking\interactive_spike_gate_MTObjects.py" --pc Desktop --mtobjects-root "C:\Users\gordo\Documents\Github\mtobjects"</w:t>
-      </w:r>
-    </w:p>
-    <w:p>
-      <w:pPr>
-        <w:ind w:left="216"/>
-      </w:pPr>
-      <w:r>
-        <w:rPr>
-          <w:rFonts w:ascii="Consolas" w:hAnsi="Consolas"/>
-          <w:sz w:val="17"/>
-        </w:rPr>
-        <w:t>python "Foreground Masking\interactive_toy_objects_MTObjects.py" --pc Desktop --mtobjects-root "C:\Users\gordo\Documents\Github\mtobjects"</w:t>
-      </w:r>
-    </w:p>
-    <w:p>
-      <w:pPr>
-        <w:ind w:left="216"/>
-      </w:pPr>
-      <w:r>
-        <w:rPr>
-          <w:rFonts w:ascii="Consolas" w:hAnsi="Consolas"/>
-          <w:sz w:val="17"/>
-        </w:rPr>
-        <w:t>python "Foreground Masking\batch_spike_gate_SEP.py" --pc Desktop --require-best-json</w:t>
-      </w:r>
-    </w:p>
-    <w:p>
-      <w:pPr>
-        <w:ind w:left="216"/>
-      </w:pPr>
-      <w:r>
-        <w:rPr>
-          <w:rFonts w:ascii="Consolas" w:hAnsi="Consolas"/>
-          <w:sz w:val="17"/>
-        </w:rPr>
-        <w:t>python "Foreground Masking\batch_toy_objects_SEP.py" --pc Desktop --require-best-json</w:t>
-      </w:r>
-    </w:p>
-    <w:p>
-      <w:pPr>
-        <w:ind w:left="216"/>
-      </w:pPr>
-      <w:r>
-        <w:rPr>
-          <w:rFonts w:ascii="Consolas" w:hAnsi="Consolas"/>
-          <w:sz w:val="17"/>
-        </w:rPr>
-        <w:t>python "Foreground Masking\batch_spike_gate_MTObjects.py" --pc Desktop --mtobjects-root "C:\Users\gordo\Documents\Github\mtobjects"</w:t>
-      </w:r>
-    </w:p>
-    <w:p>
-      <w:pPr>
-        <w:ind w:left="216"/>
-      </w:pPr>
-      <w:r>
-        <w:rPr>
-          <w:rFonts w:ascii="Consolas" w:hAnsi="Consolas"/>
-          <w:sz w:val="17"/>
-        </w:rPr>
-        <w:t>python "Foreground Masking\batch_toy_objects_MTObjects.py" --pc Desktop --mtobjects-root "C:\Users\gordo\Documents\Github\mtobjects"</w:t>
-      </w:r>
-    </w:p>
-    <w:p>
-      <w:pPr>
-        <w:pStyle w:val="Heading1"/>
-      </w:pPr>
-      <w:r>
-        <w:t>Legacy Names</w:t>
-      </w:r>
-    </w:p>
-    <w:p>
-      <w:r>
-        <w:t>Older scripts are retained as compatibility entry points for existing scheduled jobs and notebooks. New work should use the canonical names below.</w:t>
-      </w:r>
-    </w:p>
-    <w:tbl>
-      <w:tblPr>
-        <w:tblStyle w:val="TableGrid"/>
-        <w:tblW w:type="auto" w:w="0"/>
-        <w:jc w:val="center"/>
-        <w:tblLook w:firstColumn="1" w:firstRow="1" w:lastColumn="0" w:lastRow="0" w:noHBand="0" w:noVBand="1" w:val="04A0"/>
-      </w:tblPr>
-      <w:tblGrid>
-        <w:gridCol w:w="5040"/>
-        <w:gridCol w:w="5040"/>
-      </w:tblGrid>
-      <w:tr>
-        <w:tc>
-          <w:tcPr>
-            <w:tcW w:type="dxa" w:w="5040"/>
-            <w:vAlign w:val="center"/>
-            <w:shd w:fill="D9EAF7"/>
-          </w:tcPr>
-          <w:p>
-            <w:r/>
-            <w:r>
-              <w:rPr>
-                <w:rFonts w:ascii="Arial" w:hAnsi="Arial"/>
-                <w:b/>
-                <w:sz w:val="17"/>
-              </w:rPr>
-              <w:t>Older entry point</w:t>
+              <w:t>Spike Gate</w:t>
             </w:r>
           </w:p>
         </w:tc>
         <w:tc>
           <w:tcPr>
-            <w:tcW w:type="dxa" w:w="5040"/>
-            <w:vAlign w:val="center"/>
-            <w:shd w:fill="D9EAF7"/>
+            <w:tcW w:type="dxa" w:w="2520"/>
           </w:tcPr>
           <w:p>
-            <w:r/>
             <w:r>
-              <w:rPr>
-                <w:rFonts w:ascii="Arial" w:hAnsi="Arial"/>
-                <w:b/>
-                <w:sz w:val="17"/>
-              </w:rPr>
-              <w:t>Use this canonical tool</w:t>
-            </w:r>
-          </w:p>
-        </w:tc>
-      </w:tr>
-      <w:tr>
-        <w:tc>
-          <w:tcPr>
-            <w:tcW w:type="dxa" w:w="5040"/>
-            <w:vAlign w:val="center"/>
-          </w:tcPr>
-          <w:p>
-            <w:r/>
-            <w:r>
-              <w:rPr>
-                <w:rFonts w:ascii="Arial" w:hAnsi="Arial"/>
-                <w:b w:val="0"/>
-                <w:sz w:val="17"/>
-              </w:rPr>
-              <w:t>interactive_sep_spike_gate_parameter_tester.py</w:t>
+              <w:t>Interactive</w:t>
             </w:r>
           </w:p>
         </w:tc>
         <w:tc>
           <w:tcPr>
-            <w:tcW w:type="dxa" w:w="5040"/>
-            <w:vAlign w:val="center"/>
+            <w:tcW w:type="dxa" w:w="2520"/>
           </w:tcPr>
           <w:p>
-            <w:r/>
             <w:r>
-              <w:rPr>
-                <w:rFonts w:ascii="Arial" w:hAnsi="Arial"/>
-                <w:b w:val="0"/>
-                <w:sz w:val="17"/>
-              </w:rPr>
-              <w:t>interactive_spike_gate_SEP.py</w:t>
-            </w:r>
-          </w:p>
-        </w:tc>
-      </w:tr>
-      <w:tr>
-        <w:tc>
-          <w:tcPr>
-            <w:tcW w:type="dxa" w:w="5040"/>
-            <w:vAlign w:val="center"/>
-          </w:tcPr>
-          <w:p>
-            <w:r/>
-            <w:r>
-              <w:rPr>
-                <w:rFonts w:ascii="Arial" w:hAnsi="Arial"/>
-                <w:b w:val="0"/>
-                <w:sz w:val="17"/>
-              </w:rPr>
-              <w:t>interactive_sep_toy_object_tester.py</w:t>
-            </w:r>
-          </w:p>
-        </w:tc>
-        <w:tc>
-          <w:tcPr>
-            <w:tcW w:type="dxa" w:w="5040"/>
-            <w:vAlign w:val="center"/>
-          </w:tcPr>
-          <w:p>
-            <w:r/>
-            <w:r>
-              <w:rPr>
-                <w:rFonts w:ascii="Arial" w:hAnsi="Arial"/>
-                <w:b w:val="0"/>
-                <w:sz w:val="17"/>
-              </w:rPr>
-              <w:t>interactive_toy_objects_SEP.py</w:t>
-            </w:r>
-          </w:p>
-        </w:tc>
-      </w:tr>
-      <w:tr>
-        <w:tc>
-          <w:tcPr>
-            <w:tcW w:type="dxa" w:w="5040"/>
-            <w:vAlign w:val="center"/>
-          </w:tcPr>
-          <w:p>
-            <w:r/>
-            <w:r>
-              <w:rPr>
-                <w:rFonts w:ascii="Arial" w:hAnsi="Arial"/>
-                <w:b w:val="0"/>
-                <w:sz w:val="17"/>
-              </w:rPr>
-              <w:t>interactive_mtobjects_spike_gate_parameter_tester.py</w:t>
-            </w:r>
-          </w:p>
-        </w:tc>
-        <w:tc>
-          <w:tcPr>
-            <w:tcW w:type="dxa" w:w="5040"/>
-            <w:vAlign w:val="center"/>
-          </w:tcPr>
-          <w:p>
-            <w:r/>
-            <w:r>
-              <w:rPr>
-                <w:rFonts w:ascii="Arial" w:hAnsi="Arial"/>
-                <w:b w:val="0"/>
-                <w:sz w:val="17"/>
-              </w:rPr>
               <w:t>interactive_spike_gate_MTObjects.py</w:t>
             </w:r>
           </w:p>
@@ -1103,34 +433,124 @@
       <w:tr>
         <w:tc>
           <w:tcPr>
-            <w:tcW w:type="dxa" w:w="5040"/>
-            <w:vAlign w:val="center"/>
+            <w:tcW w:type="dxa" w:w="2520"/>
           </w:tcPr>
           <w:p>
-            <w:r/>
             <w:r>
-              <w:rPr>
-                <w:rFonts w:ascii="Arial" w:hAnsi="Arial"/>
-                <w:b w:val="0"/>
-                <w:sz w:val="17"/>
-              </w:rPr>
-              <w:t>interactive_mtobjects_toy_object_tester.py</w:t>
+              <w:t>MTObjects</w:t>
             </w:r>
           </w:p>
         </w:tc>
         <w:tc>
           <w:tcPr>
-            <w:tcW w:type="dxa" w:w="5040"/>
-            <w:vAlign w:val="center"/>
+            <w:tcW w:type="dxa" w:w="2520"/>
           </w:tcPr>
           <w:p>
-            <w:r/>
             <w:r>
-              <w:rPr>
-                <w:rFonts w:ascii="Arial" w:hAnsi="Arial"/>
-                <w:b w:val="0"/>
-                <w:sz w:val="17"/>
-              </w:rPr>
+              <w:t>Spike Gate</w:t>
+            </w:r>
+          </w:p>
+        </w:tc>
+        <w:tc>
+          <w:tcPr>
+            <w:tcW w:type="dxa" w:w="2520"/>
+          </w:tcPr>
+          <w:p>
+            <w:r>
+              <w:t>Batch</w:t>
+            </w:r>
+          </w:p>
+        </w:tc>
+        <w:tc>
+          <w:tcPr>
+            <w:tcW w:type="dxa" w:w="2520"/>
+          </w:tcPr>
+          <w:p>
+            <w:r>
+              <w:t>batch_spike_gate_MTObjects.py</w:t>
+            </w:r>
+          </w:p>
+        </w:tc>
+      </w:tr>
+      <w:tr>
+        <w:tc>
+          <w:tcPr>
+            <w:tcW w:type="dxa" w:w="2520"/>
+          </w:tcPr>
+          <w:p>
+            <w:r>
+              <w:t>MTObjects</w:t>
+            </w:r>
+          </w:p>
+        </w:tc>
+        <w:tc>
+          <w:tcPr>
+            <w:tcW w:type="dxa" w:w="2520"/>
+          </w:tcPr>
+          <w:p>
+            <w:r>
+              <w:t>Toy Objects</w:t>
+            </w:r>
+          </w:p>
+        </w:tc>
+        <w:tc>
+          <w:tcPr>
+            <w:tcW w:type="dxa" w:w="2520"/>
+          </w:tcPr>
+          <w:p>
+            <w:r>
+              <w:t>Optimise</w:t>
+            </w:r>
+          </w:p>
+        </w:tc>
+        <w:tc>
+          <w:tcPr>
+            <w:tcW w:type="dxa" w:w="2520"/>
+          </w:tcPr>
+          <w:p>
+            <w:r>
+              <w:t>optimise_toy_objects_MTObjects.py</w:t>
+            </w:r>
+          </w:p>
+        </w:tc>
+      </w:tr>
+      <w:tr>
+        <w:tc>
+          <w:tcPr>
+            <w:tcW w:type="dxa" w:w="2520"/>
+          </w:tcPr>
+          <w:p>
+            <w:r>
+              <w:t>MTObjects</w:t>
+            </w:r>
+          </w:p>
+        </w:tc>
+        <w:tc>
+          <w:tcPr>
+            <w:tcW w:type="dxa" w:w="2520"/>
+          </w:tcPr>
+          <w:p>
+            <w:r>
+              <w:t>Toy Objects</w:t>
+            </w:r>
+          </w:p>
+        </w:tc>
+        <w:tc>
+          <w:tcPr>
+            <w:tcW w:type="dxa" w:w="2520"/>
+          </w:tcPr>
+          <w:p>
+            <w:r>
+              <w:t>Interactive</w:t>
+            </w:r>
+          </w:p>
+        </w:tc>
+        <w:tc>
+          <w:tcPr>
+            <w:tcW w:type="dxa" w:w="2520"/>
+          </w:tcPr>
+          <w:p>
+            <w:r>
               <w:t>interactive_toy_objects_MTObjects.py</w:t>
             </w:r>
           </w:p>
@@ -1139,208 +559,136 @@
       <w:tr>
         <w:tc>
           <w:tcPr>
-            <w:tcW w:type="dxa" w:w="5040"/>
-            <w:vAlign w:val="center"/>
+            <w:tcW w:type="dxa" w:w="2520"/>
           </w:tcPr>
           <w:p>
-            <w:r/>
             <w:r>
-              <w:rPr>
-                <w:rFonts w:ascii="Arial" w:hAnsi="Arial"/>
-                <w:b w:val="0"/>
-                <w:sz w:val="17"/>
-              </w:rPr>
-              <w:t>batch_sep_all_galaxies.py --source spike-gate</w:t>
+              <w:t>MTObjects</w:t>
             </w:r>
           </w:p>
         </w:tc>
         <w:tc>
           <w:tcPr>
-            <w:tcW w:type="dxa" w:w="5040"/>
-            <w:vAlign w:val="center"/>
+            <w:tcW w:type="dxa" w:w="2520"/>
           </w:tcPr>
           <w:p>
-            <w:r/>
             <w:r>
-              <w:rPr>
-                <w:rFonts w:ascii="Arial" w:hAnsi="Arial"/>
-                <w:b w:val="0"/>
-                <w:sz w:val="17"/>
-              </w:rPr>
-              <w:t>batch_spike_gate_SEP.py</w:t>
-            </w:r>
-          </w:p>
-        </w:tc>
-      </w:tr>
-      <w:tr>
-        <w:tc>
-          <w:tcPr>
-            <w:tcW w:type="dxa" w:w="5040"/>
-            <w:vAlign w:val="center"/>
-          </w:tcPr>
-          <w:p>
-            <w:r/>
-            <w:r>
-              <w:rPr>
-                <w:rFonts w:ascii="Arial" w:hAnsi="Arial"/>
-                <w:b w:val="0"/>
-                <w:sz w:val="17"/>
-              </w:rPr>
-              <w:t>batch_sep_all_galaxies.py --source toy-object</w:t>
+              <w:t>Toy Objects</w:t>
             </w:r>
           </w:p>
         </w:tc>
         <w:tc>
           <w:tcPr>
-            <w:tcW w:type="dxa" w:w="5040"/>
-            <w:vAlign w:val="center"/>
+            <w:tcW w:type="dxa" w:w="2520"/>
           </w:tcPr>
           <w:p>
-            <w:r/>
             <w:r>
-              <w:rPr>
-                <w:rFonts w:ascii="Arial" w:hAnsi="Arial"/>
-                <w:b w:val="0"/>
-                <w:sz w:val="17"/>
-              </w:rPr>
-              <w:t>batch_toy_objects_SEP.py</w:t>
-            </w:r>
-          </w:p>
-        </w:tc>
-      </w:tr>
-      <w:tr>
-        <w:tc>
-          <w:tcPr>
-            <w:tcW w:type="dxa" w:w="5040"/>
-            <w:vAlign w:val="center"/>
-          </w:tcPr>
-          <w:p>
-            <w:r/>
-            <w:r>
-              <w:rPr>
-                <w:rFonts w:ascii="Arial" w:hAnsi="Arial"/>
-                <w:b w:val="0"/>
-                <w:sz w:val="17"/>
-              </w:rPr>
-              <w:t>apply_optimised_mtobjects_all_galaxies.py --source spike-gate</w:t>
+              <w:t>Batch</w:t>
             </w:r>
           </w:p>
         </w:tc>
         <w:tc>
           <w:tcPr>
-            <w:tcW w:type="dxa" w:w="5040"/>
-            <w:vAlign w:val="center"/>
+            <w:tcW w:type="dxa" w:w="2520"/>
           </w:tcPr>
           <w:p>
-            <w:r/>
             <w:r>
-              <w:rPr>
-                <w:rFonts w:ascii="Arial" w:hAnsi="Arial"/>
-                <w:b w:val="0"/>
-                <w:sz w:val="17"/>
-              </w:rPr>
-              <w:t>batch_spike_gate_MTObjects.py</w:t>
-            </w:r>
-          </w:p>
-        </w:tc>
-      </w:tr>
-      <w:tr>
-        <w:tc>
-          <w:tcPr>
-            <w:tcW w:type="dxa" w:w="5040"/>
-            <w:vAlign w:val="center"/>
-          </w:tcPr>
-          <w:p>
-            <w:r/>
-            <w:r>
-              <w:rPr>
-                <w:rFonts w:ascii="Arial" w:hAnsi="Arial"/>
-                <w:b w:val="0"/>
-                <w:sz w:val="17"/>
-              </w:rPr>
-              <w:t>apply_optimised_mtobjects_all_galaxies.py --source toy-object</w:t>
-            </w:r>
-          </w:p>
-        </w:tc>
-        <w:tc>
-          <w:tcPr>
-            <w:tcW w:type="dxa" w:w="5040"/>
-            <w:vAlign w:val="center"/>
-          </w:tcPr>
-          <w:p>
-            <w:r/>
-            <w:r>
-              <w:rPr>
-                <w:rFonts w:ascii="Arial" w:hAnsi="Arial"/>
-                <w:b w:val="0"/>
-                <w:sz w:val="17"/>
-              </w:rPr>
               <w:t>batch_toy_objects_MTObjects.py</w:t>
             </w:r>
           </w:p>
         </w:tc>
       </w:tr>
     </w:tbl>
-    <w:p/>
     <w:p>
       <w:pPr>
         <w:pStyle w:val="Heading1"/>
       </w:pPr>
       <w:r>
-        <w:t>Implementation Notes</w:t>
+        <w:t>Launch Commands</w:t>
+      </w:r>
+    </w:p>
+    <w:p>
+      <w:r>
+        <w:rPr>
+          <w:rFonts w:ascii="Consolas" w:hAnsi="Consolas"/>
+          <w:sz w:val="18"/>
+        </w:rPr>
+        <w:t>python "Foreground Masking\optimise_spike_gate_SEP.py"</w:t>
+      </w:r>
+    </w:p>
+    <w:p>
+      <w:r>
+        <w:rPr>
+          <w:rFonts w:ascii="Consolas" w:hAnsi="Consolas"/>
+          <w:sz w:val="18"/>
+        </w:rPr>
+        <w:t>python "Foreground Masking\interactive_spike_gate_SEP.py"</w:t>
+      </w:r>
+    </w:p>
+    <w:p>
+      <w:r>
+        <w:rPr>
+          <w:rFonts w:ascii="Consolas" w:hAnsi="Consolas"/>
+          <w:sz w:val="18"/>
+        </w:rPr>
+        <w:t>python "Foreground Masking\batch_spike_gate_SEP.py"</w:t>
       </w:r>
     </w:p>
     <w:p>
       <w:pPr>
-        <w:pStyle w:val="ListBullet"/>
+        <w:pStyle w:val="Heading1"/>
       </w:pPr>
       <w:r>
-        <w:t>canonical_tool_helpers.py contains the latest-best-json lookup shared by the canonical wrappers.</w:t>
+        <w:t>Parameter hand-off</w:t>
+      </w:r>
+    </w:p>
+    <w:p>
+      <w:r>
+        <w:t>Every optimiser writes its best parameter dictionary to a method-specific JSON file in its timestamped output directory. The matching canonical interactive and batch launchers automatically locate and load the newest JSON for the detected device. Pass --best-json (or --params-json where supported) to override it.</w:t>
       </w:r>
     </w:p>
     <w:p>
       <w:pPr>
-        <w:pStyle w:val="ListBullet"/>
+        <w:pStyle w:val="Heading1"/>
       </w:pPr>
       <w:r>
-        <w:t>SEP batch execution remains implemented by batch_sep_all_galaxies.py.</w:t>
+        <w:t>Device detection</w:t>
+      </w:r>
+    </w:p>
+    <w:p>
+      <w:r>
+        <w:t>The configured hostname selects the matching research tree; the drive containing the running code is used as a fallback. Set FOREGROUND_MASKING_PC to Laptop or Desktop, or pass --pc, when an explicit override is needed.</w:t>
       </w:r>
     </w:p>
     <w:p>
       <w:pPr>
-        <w:pStyle w:val="ListBullet"/>
+        <w:pStyle w:val="Heading1"/>
       </w:pPr>
       <w:r>
-        <w:t>MTObjects batch execution remains implemented by apply_optimised_mtobjects_all_galaxies.py.</w:t>
+        <w:t>Support-code folders</w:t>
+      </w:r>
+    </w:p>
+    <w:p>
+      <w:r>
+        <w:t>Only the twelve canonical launchers are kept in the Foreground Masking root. Supporting programs are grouped under Batch tools, PhotUtils, Interactive tools, Shared, Utilities, and Automation. The canonical launchers add these folders to the Python search path automatically.</w:t>
       </w:r>
     </w:p>
     <w:p>
       <w:pPr>
-        <w:pStyle w:val="ListBullet"/>
+        <w:pStyle w:val="Heading1"/>
       </w:pPr>
       <w:r>
-        <w:t>SEP Spike Gate GUI execution remains implemented by interactive_sep_spike_gate_parameter_tester.py.</w:t>
+        <w:t>Documentation Rule</w:t>
       </w:r>
     </w:p>
     <w:p>
-      <w:pPr>
-        <w:pStyle w:val="ListBullet"/>
-      </w:pPr>
       <w:r>
-        <w:t>MTObjects Spike Gate GUI execution remains implemented by mtobjects_spike_gate_processing.py.</w:t>
-      </w:r>
-    </w:p>
-    <w:p>
-      <w:pPr>
-        <w:pStyle w:val="ListBullet"/>
-      </w:pPr>
-      <w:r>
-        <w:t>Toy-object GUI execution remains implemented by toy_object_interactive_core.py.</w:t>
+        <w:t>Maintained documentation deliverables in this folder are DOCX files only. Render folders, PDFs, and standalone PNG documentation intermediates are disposable QA artifacts and should not be retained.</w:t>
       </w:r>
     </w:p>
     <w:sectPr>
       <w:pgSz w:w="12240" w:h="15840"/>
-      <w:pgMar w:top="1008" w:right="1080" w:bottom="1008" w:left="1080" w:header="720" w:footer="720" w:gutter="0"/>
+      <w:pgMar w:top="1080" w:right="1080" w:bottom="1080" w:left="1080" w:header="720" w:footer="720" w:gutter="0"/>
       <w:cols w:space="720"/>
       <w:docGrid w:linePitch="360"/>
     </w:sectPr>
@@ -1713,7 +1061,7 @@
     <w:rsid w:val="00FC693F"/>
     <w:rPr>
       <w:rFonts w:ascii="Arial" w:hAnsi="Arial"/>
-      <w:sz w:val="19"/>
+      <w:sz w:val="20"/>
     </w:rPr>
   </w:style>
   <w:style w:type="paragraph" w:styleId="Header">
@@ -1778,8 +1126,8 @@
       <w:rFonts w:asciiTheme="majorHAnsi" w:eastAsiaTheme="majorEastAsia" w:hAnsiTheme="majorHAnsi" w:cstheme="majorBidi" w:ascii="Arial" w:hAnsi="Arial"/>
       <w:b/>
       <w:bCs/>
-      <w:color w:val="1F4E79"/>
-      <w:sz w:val="30"/>
+      <w:color w:val="365F91" w:themeColor="accent1" w:themeShade="BF"/>
+      <w:sz w:val="28"/>
       <w:szCs w:val="28"/>
     </w:rPr>
   </w:style>
@@ -1802,8 +1150,8 @@
       <w:rFonts w:asciiTheme="majorHAnsi" w:eastAsiaTheme="majorEastAsia" w:hAnsiTheme="majorHAnsi" w:cstheme="majorBidi" w:ascii="Arial" w:hAnsi="Arial"/>
       <w:b/>
       <w:bCs/>
-      <w:color w:val="1F4E79"/>
-      <w:sz w:val="24"/>
+      <w:color w:val="4F81BD" w:themeColor="accent1"/>
+      <w:sz w:val="26"/>
       <w:szCs w:val="26"/>
     </w:rPr>
   </w:style>

--- a/Foreground Masking/documentation/Foreground Masking Canonical Tools Reference.docx
+++ b/Foreground Masking/documentation/Foreground Masking Canonical Tools Reference.docx
@@ -20,7 +20,7 @@
         <w:jc w:val="center"/>
       </w:pPr>
       <w:r>
-        <w:t>Updated 2026-07-27</w:t>
+        <w:t>Updated 2026-07-29</w:t>
       </w:r>
     </w:p>
     <w:p>
@@ -652,6 +652,372 @@
         <w:pStyle w:val="Heading1"/>
       </w:pPr>
       <w:r>
+        <w:t>Parameter optimisation process</w:t>
+      </w:r>
+    </w:p>
+    <w:p>
+      <w:r>
+        <w:t>A trial is one candidate parameter combination evaluated by Optuna; it is not one galaxy. By default, each optimiser run reproducibly selects 20 galaxies from the usable manifest rows using its --seed value. Every trial in that run is evaluated against the same selected set of 20 galaxies. This allows candidate parameter sets to be compared on identical data within a run.</w:t>
+      </w:r>
+    </w:p>
+    <w:tbl>
+      <w:tblPr>
+        <w:tblStyle w:val="TableGrid"/>
+        <w:tblW w:type="auto" w:w="0"/>
+        <w:tblLook w:firstColumn="1" w:firstRow="1" w:lastColumn="0" w:lastRow="0" w:noHBand="0" w:noVBand="1" w:val="04A0"/>
+      </w:tblPr>
+      <w:tblGrid>
+        <w:gridCol w:w="1680"/>
+        <w:gridCol w:w="1680"/>
+        <w:gridCol w:w="1680"/>
+        <w:gridCol w:w="1680"/>
+        <w:gridCol w:w="1680"/>
+        <w:gridCol w:w="1680"/>
+      </w:tblGrid>
+      <w:tr>
+        <w:tc>
+          <w:tcPr>
+            <w:tcW w:type="dxa" w:w="1680"/>
+          </w:tcPr>
+          <w:p>
+            <w:r>
+              <w:rPr>
+                <w:b/>
+              </w:rPr>
+              <w:t>Engine</w:t>
+            </w:r>
+          </w:p>
+        </w:tc>
+        <w:tc>
+          <w:tcPr>
+            <w:tcW w:type="dxa" w:w="1680"/>
+          </w:tcPr>
+          <w:p>
+            <w:r>
+              <w:rPr>
+                <w:b/>
+              </w:rPr>
+              <w:t>Mask method</w:t>
+            </w:r>
+          </w:p>
+        </w:tc>
+        <w:tc>
+          <w:tcPr>
+            <w:tcW w:type="dxa" w:w="1680"/>
+          </w:tcPr>
+          <w:p>
+            <w:r>
+              <w:rPr>
+                <w:b/>
+              </w:rPr>
+              <w:t>Optimiser</w:t>
+            </w:r>
+          </w:p>
+        </w:tc>
+        <w:tc>
+          <w:tcPr>
+            <w:tcW w:type="dxa" w:w="1680"/>
+          </w:tcPr>
+          <w:p>
+            <w:r>
+              <w:rPr>
+                <w:b/>
+              </w:rPr>
+              <w:t>Initial trials</w:t>
+            </w:r>
+          </w:p>
+        </w:tc>
+        <w:tc>
+          <w:tcPr>
+            <w:tcW w:type="dxa" w:w="1680"/>
+          </w:tcPr>
+          <w:p>
+            <w:r>
+              <w:rPr>
+                <w:b/>
+              </w:rPr>
+              <w:t>Further trials</w:t>
+            </w:r>
+          </w:p>
+        </w:tc>
+        <w:tc>
+          <w:tcPr>
+            <w:tcW w:type="dxa" w:w="1680"/>
+          </w:tcPr>
+          <w:p>
+            <w:r>
+              <w:rPr>
+                <w:b/>
+              </w:rPr>
+              <w:t>Total trials</w:t>
+            </w:r>
+          </w:p>
+        </w:tc>
+      </w:tr>
+      <w:tr>
+        <w:tc>
+          <w:tcPr>
+            <w:tcW w:type="dxa" w:w="1680"/>
+          </w:tcPr>
+          <w:p>
+            <w:r>
+              <w:t>SEP</w:t>
+            </w:r>
+          </w:p>
+        </w:tc>
+        <w:tc>
+          <w:tcPr>
+            <w:tcW w:type="dxa" w:w="1680"/>
+          </w:tcPr>
+          <w:p>
+            <w:r>
+              <w:t>Spike Gate</w:t>
+            </w:r>
+          </w:p>
+        </w:tc>
+        <w:tc>
+          <w:tcPr>
+            <w:tcW w:type="dxa" w:w="1680"/>
+          </w:tcPr>
+          <w:p>
+            <w:r>
+              <w:t>optimise_spike_gate_SEP.py</w:t>
+            </w:r>
+          </w:p>
+        </w:tc>
+        <w:tc>
+          <w:tcPr>
+            <w:tcW w:type="dxa" w:w="1680"/>
+          </w:tcPr>
+          <w:p>
+            <w:r>
+              <w:t>16</w:t>
+            </w:r>
+          </w:p>
+        </w:tc>
+        <w:tc>
+          <w:tcPr>
+            <w:tcW w:type="dxa" w:w="1680"/>
+          </w:tcPr>
+          <w:p>
+            <w:r>
+              <w:t>64</w:t>
+            </w:r>
+          </w:p>
+        </w:tc>
+        <w:tc>
+          <w:tcPr>
+            <w:tcW w:type="dxa" w:w="1680"/>
+          </w:tcPr>
+          <w:p>
+            <w:r>
+              <w:t>80</w:t>
+            </w:r>
+          </w:p>
+        </w:tc>
+      </w:tr>
+      <w:tr>
+        <w:tc>
+          <w:tcPr>
+            <w:tcW w:type="dxa" w:w="1680"/>
+          </w:tcPr>
+          <w:p>
+            <w:r>
+              <w:t>MTObjects</w:t>
+            </w:r>
+          </w:p>
+        </w:tc>
+        <w:tc>
+          <w:tcPr>
+            <w:tcW w:type="dxa" w:w="1680"/>
+          </w:tcPr>
+          <w:p>
+            <w:r>
+              <w:t>Spike Gate</w:t>
+            </w:r>
+          </w:p>
+        </w:tc>
+        <w:tc>
+          <w:tcPr>
+            <w:tcW w:type="dxa" w:w="1680"/>
+          </w:tcPr>
+          <w:p>
+            <w:r>
+              <w:t>optimise_spike_gate_MTObjects.py</w:t>
+            </w:r>
+          </w:p>
+        </w:tc>
+        <w:tc>
+          <w:tcPr>
+            <w:tcW w:type="dxa" w:w="1680"/>
+          </w:tcPr>
+          <w:p>
+            <w:r>
+              <w:t>12</w:t>
+            </w:r>
+          </w:p>
+        </w:tc>
+        <w:tc>
+          <w:tcPr>
+            <w:tcW w:type="dxa" w:w="1680"/>
+          </w:tcPr>
+          <w:p>
+            <w:r>
+              <w:t>48</w:t>
+            </w:r>
+          </w:p>
+        </w:tc>
+        <w:tc>
+          <w:tcPr>
+            <w:tcW w:type="dxa" w:w="1680"/>
+          </w:tcPr>
+          <w:p>
+            <w:r>
+              <w:t>60</w:t>
+            </w:r>
+          </w:p>
+        </w:tc>
+      </w:tr>
+      <w:tr>
+        <w:tc>
+          <w:tcPr>
+            <w:tcW w:type="dxa" w:w="1680"/>
+          </w:tcPr>
+          <w:p>
+            <w:r>
+              <w:t>SEP</w:t>
+            </w:r>
+          </w:p>
+        </w:tc>
+        <w:tc>
+          <w:tcPr>
+            <w:tcW w:type="dxa" w:w="1680"/>
+          </w:tcPr>
+          <w:p>
+            <w:r>
+              <w:t>Toy Objects</w:t>
+            </w:r>
+          </w:p>
+        </w:tc>
+        <w:tc>
+          <w:tcPr>
+            <w:tcW w:type="dxa" w:w="1680"/>
+          </w:tcPr>
+          <w:p>
+            <w:r>
+              <w:t>optimise_toy_objects_SEP.py</w:t>
+            </w:r>
+          </w:p>
+        </w:tc>
+        <w:tc>
+          <w:tcPr>
+            <w:tcW w:type="dxa" w:w="1680"/>
+          </w:tcPr>
+          <w:p>
+            <w:r>
+              <w:t>8</w:t>
+            </w:r>
+          </w:p>
+        </w:tc>
+        <w:tc>
+          <w:tcPr>
+            <w:tcW w:type="dxa" w:w="1680"/>
+          </w:tcPr>
+          <w:p>
+            <w:r>
+              <w:t>32</w:t>
+            </w:r>
+          </w:p>
+        </w:tc>
+        <w:tc>
+          <w:tcPr>
+            <w:tcW w:type="dxa" w:w="1680"/>
+          </w:tcPr>
+          <w:p>
+            <w:r>
+              <w:t>40</w:t>
+            </w:r>
+          </w:p>
+        </w:tc>
+      </w:tr>
+      <w:tr>
+        <w:tc>
+          <w:tcPr>
+            <w:tcW w:type="dxa" w:w="1680"/>
+          </w:tcPr>
+          <w:p>
+            <w:r>
+              <w:t>MTObjects</w:t>
+            </w:r>
+          </w:p>
+        </w:tc>
+        <w:tc>
+          <w:tcPr>
+            <w:tcW w:type="dxa" w:w="1680"/>
+          </w:tcPr>
+          <w:p>
+            <w:r>
+              <w:t>Toy Objects</w:t>
+            </w:r>
+          </w:p>
+        </w:tc>
+        <w:tc>
+          <w:tcPr>
+            <w:tcW w:type="dxa" w:w="1680"/>
+          </w:tcPr>
+          <w:p>
+            <w:r>
+              <w:t>optimise_toy_objects_MTObjects.py</w:t>
+            </w:r>
+          </w:p>
+        </w:tc>
+        <w:tc>
+          <w:tcPr>
+            <w:tcW w:type="dxa" w:w="1680"/>
+          </w:tcPr>
+          <w:p>
+            <w:r>
+              <w:t>8</w:t>
+            </w:r>
+          </w:p>
+        </w:tc>
+        <w:tc>
+          <w:tcPr>
+            <w:tcW w:type="dxa" w:w="1680"/>
+          </w:tcPr>
+          <w:p>
+            <w:r>
+              <w:t>32</w:t>
+            </w:r>
+          </w:p>
+        </w:tc>
+        <w:tc>
+          <w:tcPr>
+            <w:tcW w:type="dxa" w:w="1680"/>
+          </w:tcPr>
+          <w:p>
+            <w:r>
+              <w:t>40</w:t>
+            </w:r>
+          </w:p>
+        </w:tc>
+      </w:tr>
+    </w:tbl>
+    <w:p>
+      <w:r>
+        <w:t>The stability study repeats all four optimiser runs three times with three different reproducible seeds. Consequently, each optimiser is tested on three differently selected 20-galaxy samples. The three runs are compared to determine whether the selected best parameters and objective scores are stable across different galaxy samples. Changing the seed changes the selected sample; it does not change the number of Optuna trials.</w:t>
+      </w:r>
+    </w:p>
+    <w:p>
+      <w:r>
+        <w:t>Per run, the SEP Spike Gate optimiser performs 80 trials (16 initial plus 64 further), the MTObjects Spike Gate optimiser performs 60 trials (12 plus 48), and each Toy Objects optimiser performs 40 trials (8 plus 32). With 20 galaxies, these correspond to 1,600, 1,200, 800, and 800 per-galaxy trial evaluations respectively, subject to any failed or skipped galaxy evaluations. Command-line overrides for --initial-points, --max-iter, --max-images, or --names alter these defaults and should be recorded with the run results.</w:t>
+      </w:r>
+    </w:p>
+    <w:p>
+      <w:pPr>
+        <w:pStyle w:val="Heading1"/>
+      </w:pPr>
+      <w:r>
         <w:t>Device detection</w:t>
       </w:r>
     </w:p>
